--- a/06_可直接打开的Word版/02_选择题题库__02_检验选择表.docx
+++ b/06_可直接打开的Word版/02_选择题题库__02_检验选择表.docx
@@ -3,11 +3,11 @@
 <w:document xmlns:wpc="http://schemas.microsoft.com/office/word/2010/wordprocessingCanvas" xmlns:mo="http://schemas.microsoft.com/office/mac/office/2008/main" xmlns:mc="http://schemas.openxmlformats.org/markup-compatibility/2006" xmlns:mv="urn:schemas-microsoft-com:mac:vml" xmlns:o="urn:schemas-microsoft-com:office:office" xmlns:r="http://schemas.openxmlformats.org/officeDocument/2006/relationships" xmlns:m="http://schemas.openxmlformats.org/officeDocument/2006/math" xmlns:v="urn:schemas-microsoft-com:vml" xmlns:wp14="http://schemas.microsoft.com/office/word/2010/wordprocessingDrawing" xmlns:wp="http://schemas.openxmlformats.org/drawingml/2006/wordprocessingDrawing" xmlns:w10="urn:schemas-microsoft-com:office:word" xmlns:w="http://schemas.openxmlformats.org/wordprocessingml/2006/main" xmlns:w14="http://schemas.microsoft.com/office/word/2010/wordml" xmlns:wpg="http://schemas.microsoft.com/office/word/2010/wordprocessingGroup" xmlns:wpi="http://schemas.microsoft.com/office/word/2010/wordprocessingInk" xmlns:wne="http://schemas.microsoft.com/office/word/2006/wordml" xmlns:wps="http://schemas.microsoft.com/office/word/2010/wordprocessingShape" mc:Ignorable="w14 wp14">
   <w:body>
     <w:p>
-      <w:pPr>
-        <w:pStyle w:val="Heading1"/>
-      </w:pPr>
       <w:r>
-        <w:t>检验选择表</w:t>
+        <w:rPr>
+          <w:rFonts w:ascii="Microsoft YaHei" w:hAnsi="Microsoft YaHei" w:eastAsia="Microsoft YaHei"/>
+        </w:rPr>
+        <w:t>﻿# 检验选择表</w:t>
       </w:r>
     </w:p>
     <w:p/>
@@ -15,7 +15,6 @@
       <w:r>
         <w:rPr>
           <w:rFonts w:ascii="Microsoft YaHei" w:hAnsi="Microsoft YaHei" w:eastAsia="Microsoft YaHei"/>
-          <w:sz w:val="22"/>
         </w:rPr>
         <w:t>先判断资料类型，再判断组数和设计类型。</w:t>
       </w:r>
@@ -34,45 +33,32 @@
       <w:r>
         <w:rPr>
           <w:rFonts w:ascii="Microsoft YaHei" w:hAnsi="Microsoft YaHei" w:eastAsia="Microsoft YaHei"/>
-          <w:sz w:val="22"/>
         </w:rPr>
-        <w:t>| 资料 | 例子 | 常见处理 |</w:t>
+        <w:t>资料 | 例子 | 常见处理</w:t>
       </w:r>
     </w:p>
     <w:p>
       <w:r>
         <w:rPr>
           <w:rFonts w:ascii="Microsoft YaHei" w:hAnsi="Microsoft YaHei" w:eastAsia="Microsoft YaHei"/>
-          <w:sz w:val="22"/>
         </w:rPr>
-        <w:t>|---|---|---|</w:t>
+        <w:t>计量资料 | 身高、体重、血压、血糖 | 均数、标准差、t检验、方差分析、回归</w:t>
       </w:r>
     </w:p>
     <w:p>
       <w:r>
         <w:rPr>
           <w:rFonts w:ascii="Microsoft YaHei" w:hAnsi="Microsoft YaHei" w:eastAsia="Microsoft YaHei"/>
-          <w:sz w:val="22"/>
         </w:rPr>
-        <w:t>| 计量资料 | 身高、体重、血压、血糖 | 均数、标准差、t检验、方差分析、回归 |</w:t>
+        <w:t>计数资料 | 男/女、患病/未患病、有效/无效 | 率、构成比、χ²检验</w:t>
       </w:r>
     </w:p>
     <w:p>
       <w:r>
         <w:rPr>
           <w:rFonts w:ascii="Microsoft YaHei" w:hAnsi="Microsoft YaHei" w:eastAsia="Microsoft YaHei"/>
-          <w:sz w:val="22"/>
         </w:rPr>
-        <w:t>| 计数资料 | 男/女、患病/未患病、有效/无效 | 率、构成比、χ²检验 |</w:t>
-      </w:r>
-    </w:p>
-    <w:p>
-      <w:r>
-        <w:rPr>
-          <w:rFonts w:ascii="Microsoft YaHei" w:hAnsi="Microsoft YaHei" w:eastAsia="Microsoft YaHei"/>
-          <w:sz w:val="22"/>
-        </w:rPr>
-        <w:t>| 等级资料 | 轻/中/重，疗效差/一般/好 | 非参数秩和检验 |</w:t>
+        <w:t>等级资料 | 轻/中/重，疗效差/一般/好 | 非参数秩和检验</w:t>
       </w:r>
     </w:p>
     <w:p/>
@@ -89,108 +75,88 @@
       <w:r>
         <w:rPr>
           <w:rFonts w:ascii="Microsoft YaHei" w:hAnsi="Microsoft YaHei" w:eastAsia="Microsoft YaHei"/>
-          <w:sz w:val="22"/>
         </w:rPr>
-        <w:t>| 问题 | 条件 | 首选方法 | 不满足条件时 |</w:t>
+        <w:t>问题 | 条件 | 首选方法 | 不满足条件时</w:t>
       </w:r>
     </w:p>
     <w:p>
       <w:r>
         <w:rPr>
           <w:rFonts w:ascii="Microsoft YaHei" w:hAnsi="Microsoft YaHei" w:eastAsia="Microsoft YaHei"/>
-          <w:sz w:val="22"/>
         </w:rPr>
-        <w:t>|---|---|---|---|</w:t>
+        <w:t>一个计量变量怎么描述 | 近似正态 | 均数±标准差 | 偏态用中位数和四分位数</w:t>
       </w:r>
     </w:p>
     <w:p>
       <w:r>
         <w:rPr>
           <w:rFonts w:ascii="Microsoft YaHei" w:hAnsi="Microsoft YaHei" w:eastAsia="Microsoft YaHei"/>
-          <w:sz w:val="22"/>
         </w:rPr>
-        <w:t>| 一个计量变量怎么描述 | 近似正态 | 均数±标准差 | 偏态用中位数和四分位数 |</w:t>
+        <w:t>一个样本均数与已知值比较 | 计量资料 | 单样本t检验 | 单样本非参数方法</w:t>
       </w:r>
     </w:p>
     <w:p>
       <w:r>
         <w:rPr>
           <w:rFonts w:ascii="Microsoft YaHei" w:hAnsi="Microsoft YaHei" w:eastAsia="Microsoft YaHei"/>
-          <w:sz w:val="22"/>
         </w:rPr>
-        <w:t>| 一个样本均数与已知值比较 | 计量资料 | 单样本t检验 | 单样本非参数方法 |</w:t>
+        <w:t>同一批人前后比较 | 配对计量资料 | 配对t检验 | Wilcoxon符号秩检验</w:t>
       </w:r>
     </w:p>
     <w:p>
       <w:r>
         <w:rPr>
           <w:rFonts w:ascii="Microsoft YaHei" w:hAnsi="Microsoft YaHei" w:eastAsia="Microsoft YaHei"/>
-          <w:sz w:val="22"/>
         </w:rPr>
-        <w:t>| 同一批人前后比较 | 配对计量资料 | 配对t检验 | Wilcoxon符号秩检验 |</w:t>
+        <w:t>两个独立组均数比较 | 两独立计量资料 | 独立样本t检验 | Mann-Whitney秩和检验</w:t>
       </w:r>
     </w:p>
     <w:p>
       <w:r>
         <w:rPr>
           <w:rFonts w:ascii="Microsoft YaHei" w:hAnsi="Microsoft YaHei" w:eastAsia="Microsoft YaHei"/>
-          <w:sz w:val="22"/>
         </w:rPr>
-        <w:t>| 两个独立组均数比较 | 两独立计量资料 | 独立样本t检验 | Mann-Whitney秩和检验 |</w:t>
+        <w:t>三组及以上均数比较 | 多独立组计量资料 | 方差分析 | Kruskal-Wallis H检验</w:t>
       </w:r>
     </w:p>
     <w:p>
       <w:r>
         <w:rPr>
           <w:rFonts w:ascii="Microsoft YaHei" w:hAnsi="Microsoft YaHei" w:eastAsia="Microsoft YaHei"/>
-          <w:sz w:val="22"/>
         </w:rPr>
-        <w:t>| 三组及以上均数比较 | 多独立组计量资料 | 方差分析 | Kruskal-Wallis H检验 |</w:t>
+        <w:t>两个分类变量是否有关 | 分类资料 | χ²检验 | Fisher精确检验</w:t>
       </w:r>
     </w:p>
     <w:p>
       <w:r>
         <w:rPr>
           <w:rFonts w:ascii="Microsoft YaHei" w:hAnsi="Microsoft YaHei" w:eastAsia="Microsoft YaHei"/>
-          <w:sz w:val="22"/>
         </w:rPr>
-        <w:t>| 两个分类变量是否有关 | 分类资料 | χ²检验 | Fisher精确检验 |</w:t>
+        <w:t>两个计量变量是否相关 | 计量资料 | Pearson相关 | Spearman相关</w:t>
       </w:r>
     </w:p>
     <w:p>
       <w:r>
         <w:rPr>
           <w:rFonts w:ascii="Microsoft YaHei" w:hAnsi="Microsoft YaHei" w:eastAsia="Microsoft YaHei"/>
-          <w:sz w:val="22"/>
         </w:rPr>
-        <w:t>| 两个计量变量是否相关 | 计量资料 | Pearson相关 | Spearman相关 |</w:t>
+        <w:t>用一个计量变量预测另一个 | 因变量计量 | 线性回归 | 先看散点图和适用条件</w:t>
       </w:r>
     </w:p>
     <w:p>
       <w:r>
         <w:rPr>
           <w:rFonts w:ascii="Microsoft YaHei" w:hAnsi="Microsoft YaHei" w:eastAsia="Microsoft YaHei"/>
-          <w:sz w:val="22"/>
         </w:rPr>
-        <w:t>| 用一个计量变量预测另一个 | 因变量计量 | 线性回归 | 先看散点图和适用条件 |</w:t>
+        <w:t>多因素影响一个计量结局 | 因变量计量 | 多元线性回归 | 视资料转换或换模型</w:t>
       </w:r>
     </w:p>
     <w:p>
       <w:r>
         <w:rPr>
           <w:rFonts w:ascii="Microsoft YaHei" w:hAnsi="Microsoft YaHei" w:eastAsia="Microsoft YaHei"/>
-          <w:sz w:val="22"/>
         </w:rPr>
-        <w:t>| 多因素影响一个计量结局 | 因变量计量 | 多元线性回归 | 视资料转换或换模型 |</w:t>
-      </w:r>
-    </w:p>
-    <w:p>
-      <w:r>
-        <w:rPr>
-          <w:rFonts w:ascii="Microsoft YaHei" w:hAnsi="Microsoft YaHei" w:eastAsia="Microsoft YaHei"/>
-          <w:sz w:val="22"/>
-        </w:rPr>
-        <w:t>| 多因素影响一个二分类结局 | 因变量二分类 | Logistic回归 | 样本量太小时谨慎解释 |</w:t>
+        <w:t>多因素影响一个二分类结局 | 因变量二分类 | Logistic回归 | 样本量太小时谨慎解释</w:t>
       </w:r>
     </w:p>
     <w:p/>
@@ -210,7 +176,6 @@
       <w:r>
         <w:rPr>
           <w:rFonts w:ascii="Microsoft YaHei" w:hAnsi="Microsoft YaHei" w:eastAsia="Microsoft YaHei"/>
-          <w:sz w:val="22"/>
         </w:rPr>
         <w:t>两组均数：先想t检验。</w:t>
       </w:r>
@@ -222,7 +187,6 @@
       <w:r>
         <w:rPr>
           <w:rFonts w:ascii="Microsoft YaHei" w:hAnsi="Microsoft YaHei" w:eastAsia="Microsoft YaHei"/>
-          <w:sz w:val="22"/>
         </w:rPr>
         <w:t>三组均数：先想方差分析。</w:t>
       </w:r>
@@ -234,7 +198,6 @@
       <w:r>
         <w:rPr>
           <w:rFonts w:ascii="Microsoft YaHei" w:hAnsi="Microsoft YaHei" w:eastAsia="Microsoft YaHei"/>
-          <w:sz w:val="22"/>
         </w:rPr>
         <w:t>分类变量：先想χ²。</w:t>
       </w:r>
@@ -246,7 +209,6 @@
       <w:r>
         <w:rPr>
           <w:rFonts w:ascii="Microsoft YaHei" w:hAnsi="Microsoft YaHei" w:eastAsia="Microsoft YaHei"/>
-          <w:sz w:val="22"/>
         </w:rPr>
         <w:t>偏态或等级：先想秩和检验。</w:t>
       </w:r>
@@ -258,7 +220,6 @@
       <w:r>
         <w:rPr>
           <w:rFonts w:ascii="Microsoft YaHei" w:hAnsi="Microsoft YaHei" w:eastAsia="Microsoft YaHei"/>
-          <w:sz w:val="22"/>
         </w:rPr>
         <w:t>两个连续变量关系：先想相关。</w:t>
       </w:r>
@@ -270,7 +231,6 @@
       <w:r>
         <w:rPr>
           <w:rFonts w:ascii="Microsoft YaHei" w:hAnsi="Microsoft YaHei" w:eastAsia="Microsoft YaHei"/>
-          <w:sz w:val="22"/>
         </w:rPr>
         <w:t>连续结局多因素：多元线性回归。</w:t>
       </w:r>
@@ -282,7 +242,6 @@
       <w:r>
         <w:rPr>
           <w:rFonts w:ascii="Microsoft YaHei" w:hAnsi="Microsoft YaHei" w:eastAsia="Microsoft YaHei"/>
-          <w:sz w:val="22"/>
         </w:rPr>
         <w:t>二分类结局多因素：Logistic回归。</w:t>
       </w:r>
@@ -663,7 +622,7 @@
     <w:rsid w:val="00FC693F"/>
     <w:rPr>
       <w:rFonts w:ascii="Microsoft YaHei" w:hAnsi="Microsoft YaHei" w:eastAsia="Microsoft YaHei"/>
-      <w:sz w:val="22"/>
+      <w:sz w:val="21"/>
     </w:rPr>
   </w:style>
   <w:style w:type="paragraph" w:styleId="Header">
